--- a/docs/ru/RMT_LLM_Spectral_Analysis_RU.docx
+++ b/docs/ru/RMT_LLM_Spectral_Analysis_RU.docx
@@ -180,6 +180,18 @@
           <w:szCs w:val="22"/>
         </w:rPr>
         <w:t xml:space="preserve">Исследовательская монография · 2026</w:t>
+      </w:r>
+    </w:p>
+    <w:p>
+      <w:pPr>
+        <w:jc w:val="center"/>
+      </w:pPr>
+      <w:r>
+        <w:rPr>
+          <w:b/>
+          <w:sz w:val="28"/>
+        </w:rPr>
+        <w:t>Iskhak Hamzatovich Isaev</w:t>
       </w:r>
     </w:p>
     <w:p>
